--- a/1 Разработка Web-приложений (Трубилов Николай Михайлович)/Лабораторные/Лабораторная_1/Соколов Д.А Ик-731 - ЛР1 (Контрольные вопросы).docx
+++ b/1 Разработка Web-приложений (Трубилов Николай Михайлович)/Лабораторные/Лабораторная_1/Соколов Д.А Ик-731 - ЛР1 (Контрольные вопросы).docx
@@ -1,6 +1,6 @@
 
 <file path=word/document.xml><?xml version="1.0" encoding="utf-8"?>
-<w:document xmlns:wpc="http://schemas.microsoft.com/office/word/2010/wordprocessingCanvas" xmlns:cx="http://schemas.microsoft.com/office/drawing/2014/chartex" xmlns:cx1="http://schemas.microsoft.com/office/drawing/2015/9/8/chartex" xmlns:cx2="http://schemas.microsoft.com/office/drawing/2015/10/21/chartex" xmlns:cx3="http://schemas.microsoft.com/office/drawing/2016/5/9/chartex" xmlns:cx4="http://schemas.microsoft.com/office/drawing/2016/5/10/chartex" xmlns:cx5="http://schemas.microsoft.com/office/drawing/2016/5/11/chartex" xmlns:cx6="http://schemas.microsoft.com/office/drawing/2016/5/12/chartex" xmlns:cx7="http://schemas.microsoft.com/office/drawing/2016/5/13/chartex" xmlns:cx8="http://schemas.microsoft.com/office/drawing/2016/5/14/chartex" xmlns:mc="http://schemas.openxmlformats.org/markup-compatibility/2006" xmlns:aink="http://schemas.microsoft.com/office/drawing/2016/ink" xmlns:am3d="http://schemas.microsoft.com/office/drawing/2017/model3d" xmlns:o="urn:schemas-microsoft-com:office:office" xmlns:r="http://schemas.openxmlformats.org/officeDocument/2006/relationships" xmlns:m="http://schemas.openxmlformats.org/officeDocument/2006/math" xmlns:v="urn:schemas-microsoft-com:vml" xmlns:wp14="http://schemas.microsoft.com/office/word/2010/wordprocessingDrawing" xmlns:wp="http://schemas.openxmlformats.org/drawingml/2006/wordprocessingDrawing" xmlns:w10="urn:schemas-microsoft-com:office:word" xmlns:w="http://schemas.openxmlformats.org/wordprocessingml/2006/main" xmlns:w14="http://schemas.microsoft.com/office/word/2010/wordml" xmlns:w15="http://schemas.microsoft.com/office/word/2012/wordml" xmlns:w16cex="http://schemas.microsoft.com/office/word/2018/wordml/cex" xmlns:w16cid="http://schemas.microsoft.com/office/word/2016/wordml/cid" xmlns:w16="http://schemas.microsoft.com/office/word/2018/wordml" xmlns:w16se="http://schemas.microsoft.com/office/word/2015/wordml/symex" xmlns:wpg="http://schemas.microsoft.com/office/word/2010/wordprocessingGroup" xmlns:wpi="http://schemas.microsoft.com/office/word/2010/wordprocessingInk" xmlns:wne="http://schemas.microsoft.com/office/word/2006/wordml" xmlns:wps="http://schemas.microsoft.com/office/word/2010/wordprocessingShape" mc:Ignorable="w14 w15 w16se w16cid w16 w16cex wp14">
+<w:document xmlns:wpc="http://schemas.microsoft.com/office/word/2010/wordprocessingCanvas" xmlns:cx="http://schemas.microsoft.com/office/drawing/2014/chartex" xmlns:cx1="http://schemas.microsoft.com/office/drawing/2015/9/8/chartex" xmlns:cx2="http://schemas.microsoft.com/office/drawing/2015/10/21/chartex" xmlns:cx3="http://schemas.microsoft.com/office/drawing/2016/5/9/chartex" xmlns:cx4="http://schemas.microsoft.com/office/drawing/2016/5/10/chartex" xmlns:cx5="http://schemas.microsoft.com/office/drawing/2016/5/11/chartex" xmlns:cx6="http://schemas.microsoft.com/office/drawing/2016/5/12/chartex" xmlns:cx7="http://schemas.microsoft.com/office/drawing/2016/5/13/chartex" xmlns:cx8="http://schemas.microsoft.com/office/drawing/2016/5/14/chartex" xmlns:mc="http://schemas.openxmlformats.org/markup-compatibility/2006" xmlns:aink="http://schemas.microsoft.com/office/drawing/2016/ink" xmlns:am3d="http://schemas.microsoft.com/office/drawing/2017/model3d" xmlns:o="urn:schemas-microsoft-com:office:office" xmlns:r="http://schemas.openxmlformats.org/officeDocument/2006/relationships" xmlns:m="http://schemas.openxmlformats.org/officeDocument/2006/math" xmlns:v="urn:schemas-microsoft-com:vml" xmlns:wp14="http://schemas.microsoft.com/office/word/2010/wordprocessingDrawing" xmlns:wp="http://schemas.openxmlformats.org/drawingml/2006/wordprocessingDrawing" xmlns:w10="urn:schemas-microsoft-com:office:word" xmlns:w="http://schemas.openxmlformats.org/wordprocessingml/2006/main" xmlns:w14="http://schemas.microsoft.com/office/word/2010/wordml" xmlns:w15="http://schemas.microsoft.com/office/word/2012/wordml" xmlns:w16cex="http://schemas.microsoft.com/office/word/2018/wordml/cex" xmlns:w16cid="http://schemas.microsoft.com/office/word/2016/wordml/cid" xmlns:w16="http://schemas.microsoft.com/office/word/2018/wordml" xmlns:w16sdtdh="http://schemas.microsoft.com/office/word/2020/wordml/sdtdatahash" xmlns:w16se="http://schemas.microsoft.com/office/word/2015/wordml/symex" xmlns:wpg="http://schemas.microsoft.com/office/word/2010/wordprocessingGroup" xmlns:wpi="http://schemas.microsoft.com/office/word/2010/wordprocessingInk" xmlns:wne="http://schemas.microsoft.com/office/word/2006/wordml" xmlns:wps="http://schemas.microsoft.com/office/word/2010/wordprocessingShape" mc:Ignorable="w14 w15 w16se w16cid w16 w16cex w16sdtdh wp14">
   <w:body>
     <w:p>
       <w:pPr>
@@ -57,17 +57,8 @@
           <w:sz w:val="28"/>
           <w:szCs w:val="28"/>
         </w:rPr>
-        <w:t xml:space="preserve"> PHP следует изучать, потому что это один из самых распространённых языков </w:t>
-      </w:r>
-      <w:proofErr w:type="spellStart"/>
-      <w:r>
-        <w:rPr>
-          <w:sz w:val="28"/>
-          <w:szCs w:val="28"/>
-        </w:rPr>
-        <w:t>Web</w:t>
-      </w:r>
-      <w:proofErr w:type="spellEnd"/>
+        <w:t xml:space="preserve"> PHP следует изучать, потому что это один из самых распространённых языков Web</w:t>
+      </w:r>
       <w:r>
         <w:rPr>
           <w:sz w:val="28"/>
@@ -600,15 +591,14 @@
         </w:rPr>
         <w:t xml:space="preserve">проект в </w:t>
       </w:r>
-      <w:proofErr w:type="spellStart"/>
-      <w:r>
-        <w:rPr>
-          <w:sz w:val="28"/>
-          <w:szCs w:val="28"/>
-        </w:rPr>
-        <w:t>NetBeans</w:t>
-      </w:r>
-      <w:proofErr w:type="spellEnd"/>
+      <w:r>
+        <w:rPr>
+          <w:sz w:val="28"/>
+          <w:szCs w:val="28"/>
+          <w:lang w:val="en-US"/>
+        </w:rPr>
+        <w:t>IDE</w:t>
+      </w:r>
       <w:r>
         <w:rPr>
           <w:sz w:val="28"/>
@@ -1398,7 +1388,7 @@
           <w:sz w:val="28"/>
           <w:szCs w:val="28"/>
         </w:rPr>
-        <w:t>это</w:t>
+        <w:t>это то</w:t>
       </w:r>
       <w:proofErr w:type="gramEnd"/>
       <w:r>
@@ -1406,7 +1396,7 @@
           <w:sz w:val="28"/>
           <w:szCs w:val="28"/>
         </w:rPr>
-        <w:t xml:space="preserve"> то, что хранится за этим именем. Интерпретатор связывает имя переменной или константы с областью памяти, где находится её значение.</w:t>
+        <w:t>, что хранится за этим именем. Интерпретатор связывает имя переменной или константы с областью памяти, где находится её значение.</w:t>
       </w:r>
     </w:p>
     <w:p>
@@ -1514,16 +1504,7 @@
           <w:sz w:val="28"/>
           <w:szCs w:val="28"/>
         </w:rPr>
-        <w:t xml:space="preserve"> переменная, которая содержит пустое значение, например ноль, пустую стр</w:t>
-      </w:r>
-      <w:bookmarkStart w:id="0" w:name="_GoBack"/>
-      <w:bookmarkEnd w:id="0"/>
-      <w:r>
-        <w:rPr>
-          <w:sz w:val="28"/>
-          <w:szCs w:val="28"/>
-        </w:rPr>
-        <w:t>оку или вообще не связана с ячейкой памяти.</w:t>
+        <w:t xml:space="preserve"> переменная, которая содержит пустое значение, например ноль, пустую строку или вообще не связана с ячейкой памяти.</w:t>
       </w:r>
     </w:p>
     <w:p>
@@ -2407,7 +2388,7 @@
 </file>
 
 <file path=word/numbering.xml><?xml version="1.0" encoding="utf-8"?>
-<w:numbering xmlns:wpc="http://schemas.microsoft.com/office/word/2010/wordprocessingCanvas" xmlns:cx="http://schemas.microsoft.com/office/drawing/2014/chartex" xmlns:cx1="http://schemas.microsoft.com/office/drawing/2015/9/8/chartex" xmlns:cx2="http://schemas.microsoft.com/office/drawing/2015/10/21/chartex" xmlns:cx3="http://schemas.microsoft.com/office/drawing/2016/5/9/chartex" xmlns:cx4="http://schemas.microsoft.com/office/drawing/2016/5/10/chartex" xmlns:cx5="http://schemas.microsoft.com/office/drawing/2016/5/11/chartex" xmlns:cx6="http://schemas.microsoft.com/office/drawing/2016/5/12/chartex" xmlns:cx7="http://schemas.microsoft.com/office/drawing/2016/5/13/chartex" xmlns:cx8="http://schemas.microsoft.com/office/drawing/2016/5/14/chartex" xmlns:mc="http://schemas.openxmlformats.org/markup-compatibility/2006" xmlns:aink="http://schemas.microsoft.com/office/drawing/2016/ink" xmlns:am3d="http://schemas.microsoft.com/office/drawing/2017/model3d" xmlns:o="urn:schemas-microsoft-com:office:office" xmlns:r="http://schemas.openxmlformats.org/officeDocument/2006/relationships" xmlns:m="http://schemas.openxmlformats.org/officeDocument/2006/math" xmlns:v="urn:schemas-microsoft-com:vml" xmlns:wp14="http://schemas.microsoft.com/office/word/2010/wordprocessingDrawing" xmlns:wp="http://schemas.openxmlformats.org/drawingml/2006/wordprocessingDrawing" xmlns:w10="urn:schemas-microsoft-com:office:word" xmlns:w="http://schemas.openxmlformats.org/wordprocessingml/2006/main" xmlns:w14="http://schemas.microsoft.com/office/word/2010/wordml" xmlns:w15="http://schemas.microsoft.com/office/word/2012/wordml" xmlns:w16cex="http://schemas.microsoft.com/office/word/2018/wordml/cex" xmlns:w16cid="http://schemas.microsoft.com/office/word/2016/wordml/cid" xmlns:w16="http://schemas.microsoft.com/office/word/2018/wordml" xmlns:w16se="http://schemas.microsoft.com/office/word/2015/wordml/symex" xmlns:wpg="http://schemas.microsoft.com/office/word/2010/wordprocessingGroup" xmlns:wpi="http://schemas.microsoft.com/office/word/2010/wordprocessingInk" xmlns:wne="http://schemas.microsoft.com/office/word/2006/wordml" xmlns:wps="http://schemas.microsoft.com/office/word/2010/wordprocessingShape" mc:Ignorable="w14 w15 w16se w16cid w16 w16cex wp14">
+<w:numbering xmlns:wpc="http://schemas.microsoft.com/office/word/2010/wordprocessingCanvas" xmlns:cx="http://schemas.microsoft.com/office/drawing/2014/chartex" xmlns:cx1="http://schemas.microsoft.com/office/drawing/2015/9/8/chartex" xmlns:cx2="http://schemas.microsoft.com/office/drawing/2015/10/21/chartex" xmlns:cx3="http://schemas.microsoft.com/office/drawing/2016/5/9/chartex" xmlns:cx4="http://schemas.microsoft.com/office/drawing/2016/5/10/chartex" xmlns:cx5="http://schemas.microsoft.com/office/drawing/2016/5/11/chartex" xmlns:cx6="http://schemas.microsoft.com/office/drawing/2016/5/12/chartex" xmlns:cx7="http://schemas.microsoft.com/office/drawing/2016/5/13/chartex" xmlns:cx8="http://schemas.microsoft.com/office/drawing/2016/5/14/chartex" xmlns:mc="http://schemas.openxmlformats.org/markup-compatibility/2006" xmlns:aink="http://schemas.microsoft.com/office/drawing/2016/ink" xmlns:am3d="http://schemas.microsoft.com/office/drawing/2017/model3d" xmlns:o="urn:schemas-microsoft-com:office:office" xmlns:r="http://schemas.openxmlformats.org/officeDocument/2006/relationships" xmlns:m="http://schemas.openxmlformats.org/officeDocument/2006/math" xmlns:v="urn:schemas-microsoft-com:vml" xmlns:wp14="http://schemas.microsoft.com/office/word/2010/wordprocessingDrawing" xmlns:wp="http://schemas.openxmlformats.org/drawingml/2006/wordprocessingDrawing" xmlns:w10="urn:schemas-microsoft-com:office:word" xmlns:w="http://schemas.openxmlformats.org/wordprocessingml/2006/main" xmlns:w14="http://schemas.microsoft.com/office/word/2010/wordml" xmlns:w15="http://schemas.microsoft.com/office/word/2012/wordml" xmlns:w16cex="http://schemas.microsoft.com/office/word/2018/wordml/cex" xmlns:w16cid="http://schemas.microsoft.com/office/word/2016/wordml/cid" xmlns:w16="http://schemas.microsoft.com/office/word/2018/wordml" xmlns:w16sdtdh="http://schemas.microsoft.com/office/word/2020/wordml/sdtdatahash" xmlns:w16se="http://schemas.microsoft.com/office/word/2015/wordml/symex" xmlns:wpg="http://schemas.microsoft.com/office/word/2010/wordprocessingGroup" xmlns:wpi="http://schemas.microsoft.com/office/word/2010/wordprocessingInk" xmlns:wne="http://schemas.microsoft.com/office/word/2006/wordml" xmlns:wps="http://schemas.microsoft.com/office/word/2010/wordprocessingShape" mc:Ignorable="w14 w15 w16se w16cid w16 w16cex w16sdtdh wp14">
   <w:abstractNum w:abstractNumId="0" w15:restartNumberingAfterBreak="0">
     <w:nsid w:val="09FE0547"/>
     <w:multiLevelType w:val="hybridMultilevel"/>
@@ -3044,7 +3025,7 @@
 </file>
 
 <file path=word/styles.xml><?xml version="1.0" encoding="utf-8"?>
-<w:styles xmlns:mc="http://schemas.openxmlformats.org/markup-compatibility/2006" xmlns:r="http://schemas.openxmlformats.org/officeDocument/2006/relationships" xmlns:w="http://schemas.openxmlformats.org/wordprocessingml/2006/main" xmlns:w14="http://schemas.microsoft.com/office/word/2010/wordml" xmlns:w15="http://schemas.microsoft.com/office/word/2012/wordml" xmlns:w16cex="http://schemas.microsoft.com/office/word/2018/wordml/cex" xmlns:w16cid="http://schemas.microsoft.com/office/word/2016/wordml/cid" xmlns:w16="http://schemas.microsoft.com/office/word/2018/wordml" xmlns:w16se="http://schemas.microsoft.com/office/word/2015/wordml/symex" mc:Ignorable="w14 w15 w16se w16cid w16 w16cex">
+<w:styles xmlns:mc="http://schemas.openxmlformats.org/markup-compatibility/2006" xmlns:r="http://schemas.openxmlformats.org/officeDocument/2006/relationships" xmlns:w="http://schemas.openxmlformats.org/wordprocessingml/2006/main" xmlns:w14="http://schemas.microsoft.com/office/word/2010/wordml" xmlns:w15="http://schemas.microsoft.com/office/word/2012/wordml" xmlns:w16cex="http://schemas.microsoft.com/office/word/2018/wordml/cex" xmlns:w16cid="http://schemas.microsoft.com/office/word/2016/wordml/cid" xmlns:w16="http://schemas.microsoft.com/office/word/2018/wordml" xmlns:w16sdtdh="http://schemas.microsoft.com/office/word/2020/wordml/sdtdatahash" xmlns:w16se="http://schemas.microsoft.com/office/word/2015/wordml/symex" mc:Ignorable="w14 w15 w16se w16cid w16 w16cex w16sdtdh">
   <w:docDefaults>
     <w:rPrDefault>
       <w:rPr>
